--- a/月平均搭乘里程/113年6月至115年6月花東客運分析.docx
+++ b/月平均搭乘里程/113年6月至115年6月花東客運分析.docx
@@ -1,6 +1,6 @@
 
 <file path=word/document.xml><?xml version="1.0" encoding="utf-8"?>
-<w:document xmlns:wpc="http://schemas.microsoft.com/office/word/2010/wordprocessingCanvas" xmlns:cx="http://schemas.microsoft.com/office/drawing/2014/chartex" xmlns:cx1="http://schemas.microsoft.com/office/drawing/2015/9/8/chartex" xmlns:cx2="http://schemas.microsoft.com/office/drawing/2015/10/21/chartex" xmlns:cx3="http://schemas.microsoft.com/office/drawing/2016/5/9/chartex" xmlns:cx4="http://schemas.microsoft.com/office/drawing/2016/5/10/chartex" xmlns:cx5="http://schemas.microsoft.com/office/drawing/2016/5/11/chartex" xmlns:cx6="http://schemas.microsoft.com/office/drawing/2016/5/12/chartex" xmlns:cx7="http://schemas.microsoft.com/office/drawing/2016/5/13/chartex" xmlns:cx8="http://schemas.microsoft.com/office/drawing/2016/5/14/chartex" xmlns:mc="http://schemas.openxmlformats.org/markup-compatibility/2006" xmlns:aink="http://schemas.microsoft.com/office/drawing/2016/ink" xmlns:am3d="http://schemas.microsoft.com/office/drawing/2017/model3d" xmlns:o="urn:schemas-microsoft-com:office:office" xmlns:r="http://schemas.openxmlformats.org/officeDocument/2006/relationships" xmlns:m="http://schemas.openxmlformats.org/officeDocument/2006/math" xmlns:v="urn:schemas-microsoft-com:vml" xmlns:wp14="http://schemas.microsoft.com/office/word/2010/wordprocessingDrawing" xmlns:wp="http://schemas.openxmlformats.org/drawingml/2006/wordprocessingDrawing" xmlns:w10="urn:schemas-microsoft-com:office:word" xmlns:w="http://schemas.openxmlformats.org/wordprocessingml/2006/main" xmlns:w14="http://schemas.microsoft.com/office/word/2010/wordml" xmlns:w15="http://schemas.microsoft.com/office/word/2012/wordml" xmlns:w16cex="http://schemas.microsoft.com/office/word/2018/wordml/cex" xmlns:w16cid="http://schemas.microsoft.com/office/word/2016/wordml/cid" xmlns:w16="http://schemas.microsoft.com/office/word/2018/wordml" xmlns:w16sdtdh="http://schemas.microsoft.com/office/word/2020/wordml/sdtdatahash" xmlns:w16se="http://schemas.microsoft.com/office/word/2015/wordml/symex" xmlns:wpg="http://schemas.microsoft.com/office/word/2010/wordprocessingGroup" xmlns:wpi="http://schemas.microsoft.com/office/word/2010/wordprocessingInk" xmlns:wne="http://schemas.microsoft.com/office/word/2006/wordml" xmlns:wps="http://schemas.microsoft.com/office/word/2010/wordprocessingShape" mc:Ignorable="w14 w15 w16se w16cid w16 w16cex w16sdtdh wp14">
+<w:document xmlns:wpc="http://schemas.microsoft.com/office/word/2010/wordprocessingCanvas" xmlns:cx="http://schemas.microsoft.com/office/drawing/2014/chartex" xmlns:cx1="http://schemas.microsoft.com/office/drawing/2015/9/8/chartex" xmlns:cx2="http://schemas.microsoft.com/office/drawing/2015/10/21/chartex" xmlns:cx3="http://schemas.microsoft.com/office/drawing/2016/5/9/chartex" xmlns:cx4="http://schemas.microsoft.com/office/drawing/2016/5/10/chartex" xmlns:cx5="http://schemas.microsoft.com/office/drawing/2016/5/11/chartex" xmlns:cx6="http://schemas.microsoft.com/office/drawing/2016/5/12/chartex" xmlns:cx7="http://schemas.microsoft.com/office/drawing/2016/5/13/chartex" xmlns:cx8="http://schemas.microsoft.com/office/drawing/2016/5/14/chartex" xmlns:mc="http://schemas.openxmlformats.org/markup-compatibility/2006" xmlns:aink="http://schemas.microsoft.com/office/drawing/2016/ink" xmlns:am3d="http://schemas.microsoft.com/office/drawing/2017/model3d" xmlns:o="urn:schemas-microsoft-com:office:office" xmlns:oel="http://schemas.microsoft.com/office/2019/extlst" xmlns:r="http://schemas.openxmlformats.org/officeDocument/2006/relationships" xmlns:m="http://schemas.openxmlformats.org/officeDocument/2006/math" xmlns:v="urn:schemas-microsoft-com:vml" xmlns:wp14="http://schemas.microsoft.com/office/word/2010/wordprocessingDrawing" xmlns:wp="http://schemas.openxmlformats.org/drawingml/2006/wordprocessingDrawing" xmlns:w10="urn:schemas-microsoft-com:office:word" xmlns:w="http://schemas.openxmlformats.org/wordprocessingml/2006/main" xmlns:w14="http://schemas.microsoft.com/office/word/2010/wordml" xmlns:w15="http://schemas.microsoft.com/office/word/2012/wordml" xmlns:w16cex="http://schemas.microsoft.com/office/word/2018/wordml/cex" xmlns:w16cid="http://schemas.microsoft.com/office/word/2016/wordml/cid" xmlns:w16="http://schemas.microsoft.com/office/word/2018/wordml" xmlns:w16du="http://schemas.microsoft.com/office/word/2023/wordml/word16du" xmlns:w16sdtdh="http://schemas.microsoft.com/office/word/2020/wordml/sdtdatahash" xmlns:w16sdtfl="http://schemas.microsoft.com/office/word/2024/wordml/sdtformatlock" xmlns:w16se="http://schemas.microsoft.com/office/word/2015/wordml/symex" xmlns:wpg="http://schemas.microsoft.com/office/word/2010/wordprocessingGroup" xmlns:wpi="http://schemas.microsoft.com/office/word/2010/wordprocessingInk" xmlns:wne="http://schemas.microsoft.com/office/word/2006/wordml" xmlns:wps="http://schemas.microsoft.com/office/word/2010/wordprocessingShape" mc:Ignorable="w14 w15 w16se w16cid w16 w16cex w16sdtdh w16sdtfl w16du wp14">
   <w:body>
     <w:p>
       <w:pPr>
@@ -15797,13 +15797,15 @@
       </w:pPr>
       <w:r>
         <w:rPr>
+          <w:rFonts w:ascii="標楷體" w:eastAsia="標楷體" w:hAnsi="標楷體" w:cs="標楷體"/>
           <w:noProof/>
+          <w:sz w:val="27"/>
         </w:rPr>
         <w:drawing>
-          <wp:inline distT="0" distB="0" distL="0" distR="0" wp14:anchorId="33C5E214" wp14:editId="3A349E77">
+          <wp:inline distT="0" distB="0" distL="0" distR="0" wp14:anchorId="6C409F81" wp14:editId="6822043D">
             <wp:extent cx="5448300" cy="1816100"/>
             <wp:effectExtent l="0" t="0" r="0" b="0"/>
-            <wp:docPr id="7" name="圖片 7"/>
+            <wp:docPr id="559247784" name="圖片 2"/>
             <wp:cNvGraphicFramePr>
               <a:graphicFrameLocks xmlns:a="http://schemas.openxmlformats.org/drawingml/2006/main" noChangeAspect="1"/>
             </wp:cNvGraphicFramePr>
@@ -15811,7 +15813,7 @@
               <a:graphicData uri="http://schemas.openxmlformats.org/drawingml/2006/picture">
                 <pic:pic xmlns:pic="http://schemas.openxmlformats.org/drawingml/2006/picture">
                   <pic:nvPicPr>
-                    <pic:cNvPr id="0" name="Picture 7"/>
+                    <pic:cNvPr id="0" name="Picture 2"/>
                     <pic:cNvPicPr>
                       <a:picLocks noChangeAspect="1" noChangeArrowheads="1"/>
                     </pic:cNvPicPr>
@@ -16276,7 +16278,7 @@
 </file>
 
 <file path=word/endnotes.xml><?xml version="1.0" encoding="utf-8"?>
-<w:endnotes xmlns:wpc="http://schemas.microsoft.com/office/word/2010/wordprocessingCanvas" xmlns:cx="http://schemas.microsoft.com/office/drawing/2014/chartex" xmlns:cx1="http://schemas.microsoft.com/office/drawing/2015/9/8/chartex" xmlns:cx2="http://schemas.microsoft.com/office/drawing/2015/10/21/chartex" xmlns:cx3="http://schemas.microsoft.com/office/drawing/2016/5/9/chartex" xmlns:cx4="http://schemas.microsoft.com/office/drawing/2016/5/10/chartex" xmlns:cx5="http://schemas.microsoft.com/office/drawing/2016/5/11/chartex" xmlns:cx6="http://schemas.microsoft.com/office/drawing/2016/5/12/chartex" xmlns:cx7="http://schemas.microsoft.com/office/drawing/2016/5/13/chartex" xmlns:cx8="http://schemas.microsoft.com/office/drawing/2016/5/14/chartex" xmlns:mc="http://schemas.openxmlformats.org/markup-compatibility/2006" xmlns:aink="http://schemas.microsoft.com/office/drawing/2016/ink" xmlns:am3d="http://schemas.microsoft.com/office/drawing/2017/model3d" xmlns:o="urn:schemas-microsoft-com:office:office" xmlns:r="http://schemas.openxmlformats.org/officeDocument/2006/relationships" xmlns:m="http://schemas.openxmlformats.org/officeDocument/2006/math" xmlns:v="urn:schemas-microsoft-com:vml" xmlns:wp14="http://schemas.microsoft.com/office/word/2010/wordprocessingDrawing" xmlns:wp="http://schemas.openxmlformats.org/drawingml/2006/wordprocessingDrawing" xmlns:w10="urn:schemas-microsoft-com:office:word" xmlns:w="http://schemas.openxmlformats.org/wordprocessingml/2006/main" xmlns:w14="http://schemas.microsoft.com/office/word/2010/wordml" xmlns:w15="http://schemas.microsoft.com/office/word/2012/wordml" xmlns:w16cex="http://schemas.microsoft.com/office/word/2018/wordml/cex" xmlns:w16cid="http://schemas.microsoft.com/office/word/2016/wordml/cid" xmlns:w16="http://schemas.microsoft.com/office/word/2018/wordml" xmlns:w16sdtdh="http://schemas.microsoft.com/office/word/2020/wordml/sdtdatahash" xmlns:w16se="http://schemas.microsoft.com/office/word/2015/wordml/symex" xmlns:wpg="http://schemas.microsoft.com/office/word/2010/wordprocessingGroup" xmlns:wpi="http://schemas.microsoft.com/office/word/2010/wordprocessingInk" xmlns:wne="http://schemas.microsoft.com/office/word/2006/wordml" xmlns:wps="http://schemas.microsoft.com/office/word/2010/wordprocessingShape" mc:Ignorable="w14 w15 w16se w16cid w16 w16cex w16sdtdh wp14">
+<w:endnotes xmlns:wpc="http://schemas.microsoft.com/office/word/2010/wordprocessingCanvas" xmlns:cx="http://schemas.microsoft.com/office/drawing/2014/chartex" xmlns:cx1="http://schemas.microsoft.com/office/drawing/2015/9/8/chartex" xmlns:cx2="http://schemas.microsoft.com/office/drawing/2015/10/21/chartex" xmlns:cx3="http://schemas.microsoft.com/office/drawing/2016/5/9/chartex" xmlns:cx4="http://schemas.microsoft.com/office/drawing/2016/5/10/chartex" xmlns:cx5="http://schemas.microsoft.com/office/drawing/2016/5/11/chartex" xmlns:cx6="http://schemas.microsoft.com/office/drawing/2016/5/12/chartex" xmlns:cx7="http://schemas.microsoft.com/office/drawing/2016/5/13/chartex" xmlns:cx8="http://schemas.microsoft.com/office/drawing/2016/5/14/chartex" xmlns:mc="http://schemas.openxmlformats.org/markup-compatibility/2006" xmlns:aink="http://schemas.microsoft.com/office/drawing/2016/ink" xmlns:am3d="http://schemas.microsoft.com/office/drawing/2017/model3d" xmlns:o="urn:schemas-microsoft-com:office:office" xmlns:oel="http://schemas.microsoft.com/office/2019/extlst" xmlns:r="http://schemas.openxmlformats.org/officeDocument/2006/relationships" xmlns:m="http://schemas.openxmlformats.org/officeDocument/2006/math" xmlns:v="urn:schemas-microsoft-com:vml" xmlns:wp14="http://schemas.microsoft.com/office/word/2010/wordprocessingDrawing" xmlns:wp="http://schemas.openxmlformats.org/drawingml/2006/wordprocessingDrawing" xmlns:w10="urn:schemas-microsoft-com:office:word" xmlns:w="http://schemas.openxmlformats.org/wordprocessingml/2006/main" xmlns:w14="http://schemas.microsoft.com/office/word/2010/wordml" xmlns:w15="http://schemas.microsoft.com/office/word/2012/wordml" xmlns:w16cex="http://schemas.microsoft.com/office/word/2018/wordml/cex" xmlns:w16cid="http://schemas.microsoft.com/office/word/2016/wordml/cid" xmlns:w16="http://schemas.microsoft.com/office/word/2018/wordml" xmlns:w16du="http://schemas.microsoft.com/office/word/2023/wordml/word16du" xmlns:w16sdtdh="http://schemas.microsoft.com/office/word/2020/wordml/sdtdatahash" xmlns:w16sdtfl="http://schemas.microsoft.com/office/word/2024/wordml/sdtformatlock" xmlns:w16se="http://schemas.microsoft.com/office/word/2015/wordml/symex" xmlns:wpg="http://schemas.microsoft.com/office/word/2010/wordprocessingGroup" xmlns:wpi="http://schemas.microsoft.com/office/word/2010/wordprocessingInk" xmlns:wne="http://schemas.microsoft.com/office/word/2006/wordml" xmlns:wps="http://schemas.microsoft.com/office/word/2010/wordprocessingShape" mc:Ignorable="w14 w15 w16se w16cid w16 w16cex w16sdtdh w16sdtfl w16du wp14">
   <w:endnote w:type="separator" w:id="-1">
     <w:p>
       <w:pPr>
@@ -16301,7 +16303,7 @@
 </file>
 
 <file path=word/footer1.xml><?xml version="1.0" encoding="utf-8"?>
-<w:ftr xmlns:wpc="http://schemas.microsoft.com/office/word/2010/wordprocessingCanvas" xmlns:cx="http://schemas.microsoft.com/office/drawing/2014/chartex" xmlns:cx1="http://schemas.microsoft.com/office/drawing/2015/9/8/chartex" xmlns:cx2="http://schemas.microsoft.com/office/drawing/2015/10/21/chartex" xmlns:cx3="http://schemas.microsoft.com/office/drawing/2016/5/9/chartex" xmlns:cx4="http://schemas.microsoft.com/office/drawing/2016/5/10/chartex" xmlns:cx5="http://schemas.microsoft.com/office/drawing/2016/5/11/chartex" xmlns:cx6="http://schemas.microsoft.com/office/drawing/2016/5/12/chartex" xmlns:cx7="http://schemas.microsoft.com/office/drawing/2016/5/13/chartex" xmlns:cx8="http://schemas.microsoft.com/office/drawing/2016/5/14/chartex" xmlns:mc="http://schemas.openxmlformats.org/markup-compatibility/2006" xmlns:aink="http://schemas.microsoft.com/office/drawing/2016/ink" xmlns:am3d="http://schemas.microsoft.com/office/drawing/2017/model3d" xmlns:o="urn:schemas-microsoft-com:office:office" xmlns:r="http://schemas.openxmlformats.org/officeDocument/2006/relationships" xmlns:m="http://schemas.openxmlformats.org/officeDocument/2006/math" xmlns:v="urn:schemas-microsoft-com:vml" xmlns:wp14="http://schemas.microsoft.com/office/word/2010/wordprocessingDrawing" xmlns:wp="http://schemas.openxmlformats.org/drawingml/2006/wordprocessingDrawing" xmlns:w10="urn:schemas-microsoft-com:office:word" xmlns:w="http://schemas.openxmlformats.org/wordprocessingml/2006/main" xmlns:w14="http://schemas.microsoft.com/office/word/2010/wordml" xmlns:w15="http://schemas.microsoft.com/office/word/2012/wordml" xmlns:w16cex="http://schemas.microsoft.com/office/word/2018/wordml/cex" xmlns:w16cid="http://schemas.microsoft.com/office/word/2016/wordml/cid" xmlns:w16="http://schemas.microsoft.com/office/word/2018/wordml" xmlns:w16sdtdh="http://schemas.microsoft.com/office/word/2020/wordml/sdtdatahash" xmlns:w16se="http://schemas.microsoft.com/office/word/2015/wordml/symex" xmlns:wpg="http://schemas.microsoft.com/office/word/2010/wordprocessingGroup" xmlns:wpi="http://schemas.microsoft.com/office/word/2010/wordprocessingInk" xmlns:wne="http://schemas.microsoft.com/office/word/2006/wordml" xmlns:wps="http://schemas.microsoft.com/office/word/2010/wordprocessingShape" mc:Ignorable="w14 w15 w16se w16cid w16 w16cex w16sdtdh wp14">
+<w:ftr xmlns:wpc="http://schemas.microsoft.com/office/word/2010/wordprocessingCanvas" xmlns:cx="http://schemas.microsoft.com/office/drawing/2014/chartex" xmlns:cx1="http://schemas.microsoft.com/office/drawing/2015/9/8/chartex" xmlns:cx2="http://schemas.microsoft.com/office/drawing/2015/10/21/chartex" xmlns:cx3="http://schemas.microsoft.com/office/drawing/2016/5/9/chartex" xmlns:cx4="http://schemas.microsoft.com/office/drawing/2016/5/10/chartex" xmlns:cx5="http://schemas.microsoft.com/office/drawing/2016/5/11/chartex" xmlns:cx6="http://schemas.microsoft.com/office/drawing/2016/5/12/chartex" xmlns:cx7="http://schemas.microsoft.com/office/drawing/2016/5/13/chartex" xmlns:cx8="http://schemas.microsoft.com/office/drawing/2016/5/14/chartex" xmlns:mc="http://schemas.openxmlformats.org/markup-compatibility/2006" xmlns:aink="http://schemas.microsoft.com/office/drawing/2016/ink" xmlns:am3d="http://schemas.microsoft.com/office/drawing/2017/model3d" xmlns:o="urn:schemas-microsoft-com:office:office" xmlns:oel="http://schemas.microsoft.com/office/2019/extlst" xmlns:r="http://schemas.openxmlformats.org/officeDocument/2006/relationships" xmlns:m="http://schemas.openxmlformats.org/officeDocument/2006/math" xmlns:v="urn:schemas-microsoft-com:vml" xmlns:wp14="http://schemas.microsoft.com/office/word/2010/wordprocessingDrawing" xmlns:wp="http://schemas.openxmlformats.org/drawingml/2006/wordprocessingDrawing" xmlns:w10="urn:schemas-microsoft-com:office:word" xmlns:w="http://schemas.openxmlformats.org/wordprocessingml/2006/main" xmlns:w14="http://schemas.microsoft.com/office/word/2010/wordml" xmlns:w15="http://schemas.microsoft.com/office/word/2012/wordml" xmlns:w16cex="http://schemas.microsoft.com/office/word/2018/wordml/cex" xmlns:w16cid="http://schemas.microsoft.com/office/word/2016/wordml/cid" xmlns:w16="http://schemas.microsoft.com/office/word/2018/wordml" xmlns:w16du="http://schemas.microsoft.com/office/word/2023/wordml/word16du" xmlns:w16sdtdh="http://schemas.microsoft.com/office/word/2020/wordml/sdtdatahash" xmlns:w16sdtfl="http://schemas.microsoft.com/office/word/2024/wordml/sdtformatlock" xmlns:w16se="http://schemas.microsoft.com/office/word/2015/wordml/symex" xmlns:wpg="http://schemas.microsoft.com/office/word/2010/wordprocessingGroup" xmlns:wpi="http://schemas.microsoft.com/office/word/2010/wordprocessingInk" xmlns:wne="http://schemas.microsoft.com/office/word/2006/wordml" xmlns:wps="http://schemas.microsoft.com/office/word/2010/wordprocessingShape" mc:Ignorable="w14 w15 w16se w16cid w16 w16cex w16sdtdh w16sdtfl w16du wp14">
   <w:p>
     <w:pPr>
       <w:spacing w:after="0"/>
@@ -16343,7 +16345,7 @@
 </file>
 
 <file path=word/footer2.xml><?xml version="1.0" encoding="utf-8"?>
-<w:ftr xmlns:wpc="http://schemas.microsoft.com/office/word/2010/wordprocessingCanvas" xmlns:cx="http://schemas.microsoft.com/office/drawing/2014/chartex" xmlns:cx1="http://schemas.microsoft.com/office/drawing/2015/9/8/chartex" xmlns:cx2="http://schemas.microsoft.com/office/drawing/2015/10/21/chartex" xmlns:cx3="http://schemas.microsoft.com/office/drawing/2016/5/9/chartex" xmlns:cx4="http://schemas.microsoft.com/office/drawing/2016/5/10/chartex" xmlns:cx5="http://schemas.microsoft.com/office/drawing/2016/5/11/chartex" xmlns:cx6="http://schemas.microsoft.com/office/drawing/2016/5/12/chartex" xmlns:cx7="http://schemas.microsoft.com/office/drawing/2016/5/13/chartex" xmlns:cx8="http://schemas.microsoft.com/office/drawing/2016/5/14/chartex" xmlns:mc="http://schemas.openxmlformats.org/markup-compatibility/2006" xmlns:aink="http://schemas.microsoft.com/office/drawing/2016/ink" xmlns:am3d="http://schemas.microsoft.com/office/drawing/2017/model3d" xmlns:o="urn:schemas-microsoft-com:office:office" xmlns:r="http://schemas.openxmlformats.org/officeDocument/2006/relationships" xmlns:m="http://schemas.openxmlformats.org/officeDocument/2006/math" xmlns:v="urn:schemas-microsoft-com:vml" xmlns:wp14="http://schemas.microsoft.com/office/word/2010/wordprocessingDrawing" xmlns:wp="http://schemas.openxmlformats.org/drawingml/2006/wordprocessingDrawing" xmlns:w10="urn:schemas-microsoft-com:office:word" xmlns:w="http://schemas.openxmlformats.org/wordprocessingml/2006/main" xmlns:w14="http://schemas.microsoft.com/office/word/2010/wordml" xmlns:w15="http://schemas.microsoft.com/office/word/2012/wordml" xmlns:w16cex="http://schemas.microsoft.com/office/word/2018/wordml/cex" xmlns:w16cid="http://schemas.microsoft.com/office/word/2016/wordml/cid" xmlns:w16="http://schemas.microsoft.com/office/word/2018/wordml" xmlns:w16sdtdh="http://schemas.microsoft.com/office/word/2020/wordml/sdtdatahash" xmlns:w16se="http://schemas.microsoft.com/office/word/2015/wordml/symex" xmlns:wpg="http://schemas.microsoft.com/office/word/2010/wordprocessingGroup" xmlns:wpi="http://schemas.microsoft.com/office/word/2010/wordprocessingInk" xmlns:wne="http://schemas.microsoft.com/office/word/2006/wordml" xmlns:wps="http://schemas.microsoft.com/office/word/2010/wordprocessingShape" mc:Ignorable="w14 w15 w16se w16cid w16 w16cex w16sdtdh wp14">
+<w:ftr xmlns:wpc="http://schemas.microsoft.com/office/word/2010/wordprocessingCanvas" xmlns:cx="http://schemas.microsoft.com/office/drawing/2014/chartex" xmlns:cx1="http://schemas.microsoft.com/office/drawing/2015/9/8/chartex" xmlns:cx2="http://schemas.microsoft.com/office/drawing/2015/10/21/chartex" xmlns:cx3="http://schemas.microsoft.com/office/drawing/2016/5/9/chartex" xmlns:cx4="http://schemas.microsoft.com/office/drawing/2016/5/10/chartex" xmlns:cx5="http://schemas.microsoft.com/office/drawing/2016/5/11/chartex" xmlns:cx6="http://schemas.microsoft.com/office/drawing/2016/5/12/chartex" xmlns:cx7="http://schemas.microsoft.com/office/drawing/2016/5/13/chartex" xmlns:cx8="http://schemas.microsoft.com/office/drawing/2016/5/14/chartex" xmlns:mc="http://schemas.openxmlformats.org/markup-compatibility/2006" xmlns:aink="http://schemas.microsoft.com/office/drawing/2016/ink" xmlns:am3d="http://schemas.microsoft.com/office/drawing/2017/model3d" xmlns:o="urn:schemas-microsoft-com:office:office" xmlns:oel="http://schemas.microsoft.com/office/2019/extlst" xmlns:r="http://schemas.openxmlformats.org/officeDocument/2006/relationships" xmlns:m="http://schemas.openxmlformats.org/officeDocument/2006/math" xmlns:v="urn:schemas-microsoft-com:vml" xmlns:wp14="http://schemas.microsoft.com/office/word/2010/wordprocessingDrawing" xmlns:wp="http://schemas.openxmlformats.org/drawingml/2006/wordprocessingDrawing" xmlns:w10="urn:schemas-microsoft-com:office:word" xmlns:w="http://schemas.openxmlformats.org/wordprocessingml/2006/main" xmlns:w14="http://schemas.microsoft.com/office/word/2010/wordml" xmlns:w15="http://schemas.microsoft.com/office/word/2012/wordml" xmlns:w16cex="http://schemas.microsoft.com/office/word/2018/wordml/cex" xmlns:w16cid="http://schemas.microsoft.com/office/word/2016/wordml/cid" xmlns:w16="http://schemas.microsoft.com/office/word/2018/wordml" xmlns:w16du="http://schemas.microsoft.com/office/word/2023/wordml/word16du" xmlns:w16sdtdh="http://schemas.microsoft.com/office/word/2020/wordml/sdtdatahash" xmlns:w16sdtfl="http://schemas.microsoft.com/office/word/2024/wordml/sdtformatlock" xmlns:w16se="http://schemas.microsoft.com/office/word/2015/wordml/symex" xmlns:wpg="http://schemas.microsoft.com/office/word/2010/wordprocessingGroup" xmlns:wpi="http://schemas.microsoft.com/office/word/2010/wordprocessingInk" xmlns:wne="http://schemas.microsoft.com/office/word/2006/wordml" xmlns:wps="http://schemas.microsoft.com/office/word/2010/wordprocessingShape" mc:Ignorable="w14 w15 w16se w16cid w16 w16cex w16sdtdh w16sdtfl w16du wp14">
   <w:p>
     <w:pPr>
       <w:spacing w:after="0"/>
@@ -16385,7 +16387,7 @@
 </file>
 
 <file path=word/footer3.xml><?xml version="1.0" encoding="utf-8"?>
-<w:ftr xmlns:wpc="http://schemas.microsoft.com/office/word/2010/wordprocessingCanvas" xmlns:cx="http://schemas.microsoft.com/office/drawing/2014/chartex" xmlns:cx1="http://schemas.microsoft.com/office/drawing/2015/9/8/chartex" xmlns:cx2="http://schemas.microsoft.com/office/drawing/2015/10/21/chartex" xmlns:cx3="http://schemas.microsoft.com/office/drawing/2016/5/9/chartex" xmlns:cx4="http://schemas.microsoft.com/office/drawing/2016/5/10/chartex" xmlns:cx5="http://schemas.microsoft.com/office/drawing/2016/5/11/chartex" xmlns:cx6="http://schemas.microsoft.com/office/drawing/2016/5/12/chartex" xmlns:cx7="http://schemas.microsoft.com/office/drawing/2016/5/13/chartex" xmlns:cx8="http://schemas.microsoft.com/office/drawing/2016/5/14/chartex" xmlns:mc="http://schemas.openxmlformats.org/markup-compatibility/2006" xmlns:aink="http://schemas.microsoft.com/office/drawing/2016/ink" xmlns:am3d="http://schemas.microsoft.com/office/drawing/2017/model3d" xmlns:o="urn:schemas-microsoft-com:office:office" xmlns:r="http://schemas.openxmlformats.org/officeDocument/2006/relationships" xmlns:m="http://schemas.openxmlformats.org/officeDocument/2006/math" xmlns:v="urn:schemas-microsoft-com:vml" xmlns:wp14="http://schemas.microsoft.com/office/word/2010/wordprocessingDrawing" xmlns:wp="http://schemas.openxmlformats.org/drawingml/2006/wordprocessingDrawing" xmlns:w10="urn:schemas-microsoft-com:office:word" xmlns:w="http://schemas.openxmlformats.org/wordprocessingml/2006/main" xmlns:w14="http://schemas.microsoft.com/office/word/2010/wordml" xmlns:w15="http://schemas.microsoft.com/office/word/2012/wordml" xmlns:w16cex="http://schemas.microsoft.com/office/word/2018/wordml/cex" xmlns:w16cid="http://schemas.microsoft.com/office/word/2016/wordml/cid" xmlns:w16="http://schemas.microsoft.com/office/word/2018/wordml" xmlns:w16sdtdh="http://schemas.microsoft.com/office/word/2020/wordml/sdtdatahash" xmlns:w16se="http://schemas.microsoft.com/office/word/2015/wordml/symex" xmlns:wpg="http://schemas.microsoft.com/office/word/2010/wordprocessingGroup" xmlns:wpi="http://schemas.microsoft.com/office/word/2010/wordprocessingInk" xmlns:wne="http://schemas.microsoft.com/office/word/2006/wordml" xmlns:wps="http://schemas.microsoft.com/office/word/2010/wordprocessingShape" mc:Ignorable="w14 w15 w16se w16cid w16 w16cex w16sdtdh wp14">
+<w:ftr xmlns:wpc="http://schemas.microsoft.com/office/word/2010/wordprocessingCanvas" xmlns:cx="http://schemas.microsoft.com/office/drawing/2014/chartex" xmlns:cx1="http://schemas.microsoft.com/office/drawing/2015/9/8/chartex" xmlns:cx2="http://schemas.microsoft.com/office/drawing/2015/10/21/chartex" xmlns:cx3="http://schemas.microsoft.com/office/drawing/2016/5/9/chartex" xmlns:cx4="http://schemas.microsoft.com/office/drawing/2016/5/10/chartex" xmlns:cx5="http://schemas.microsoft.com/office/drawing/2016/5/11/chartex" xmlns:cx6="http://schemas.microsoft.com/office/drawing/2016/5/12/chartex" xmlns:cx7="http://schemas.microsoft.com/office/drawing/2016/5/13/chartex" xmlns:cx8="http://schemas.microsoft.com/office/drawing/2016/5/14/chartex" xmlns:mc="http://schemas.openxmlformats.org/markup-compatibility/2006" xmlns:aink="http://schemas.microsoft.com/office/drawing/2016/ink" xmlns:am3d="http://schemas.microsoft.com/office/drawing/2017/model3d" xmlns:o="urn:schemas-microsoft-com:office:office" xmlns:oel="http://schemas.microsoft.com/office/2019/extlst" xmlns:r="http://schemas.openxmlformats.org/officeDocument/2006/relationships" xmlns:m="http://schemas.openxmlformats.org/officeDocument/2006/math" xmlns:v="urn:schemas-microsoft-com:vml" xmlns:wp14="http://schemas.microsoft.com/office/word/2010/wordprocessingDrawing" xmlns:wp="http://schemas.openxmlformats.org/drawingml/2006/wordprocessingDrawing" xmlns:w10="urn:schemas-microsoft-com:office:word" xmlns:w="http://schemas.openxmlformats.org/wordprocessingml/2006/main" xmlns:w14="http://schemas.microsoft.com/office/word/2010/wordml" xmlns:w15="http://schemas.microsoft.com/office/word/2012/wordml" xmlns:w16cex="http://schemas.microsoft.com/office/word/2018/wordml/cex" xmlns:w16cid="http://schemas.microsoft.com/office/word/2016/wordml/cid" xmlns:w16="http://schemas.microsoft.com/office/word/2018/wordml" xmlns:w16du="http://schemas.microsoft.com/office/word/2023/wordml/word16du" xmlns:w16sdtdh="http://schemas.microsoft.com/office/word/2020/wordml/sdtdatahash" xmlns:w16sdtfl="http://schemas.microsoft.com/office/word/2024/wordml/sdtformatlock" xmlns:w16se="http://schemas.microsoft.com/office/word/2015/wordml/symex" xmlns:wpg="http://schemas.microsoft.com/office/word/2010/wordprocessingGroup" xmlns:wpi="http://schemas.microsoft.com/office/word/2010/wordprocessingInk" xmlns:wne="http://schemas.microsoft.com/office/word/2006/wordml" xmlns:wps="http://schemas.microsoft.com/office/word/2010/wordprocessingShape" mc:Ignorable="w14 w15 w16se w16cid w16 w16cex w16sdtdh w16sdtfl w16du wp14">
   <w:p>
     <w:pPr>
       <w:spacing w:after="0"/>
@@ -16427,7 +16429,7 @@
 </file>
 
 <file path=word/footnotes.xml><?xml version="1.0" encoding="utf-8"?>
-<w:footnotes xmlns:wpc="http://schemas.microsoft.com/office/word/2010/wordprocessingCanvas" xmlns:cx="http://schemas.microsoft.com/office/drawing/2014/chartex" xmlns:cx1="http://schemas.microsoft.com/office/drawing/2015/9/8/chartex" xmlns:cx2="http://schemas.microsoft.com/office/drawing/2015/10/21/chartex" xmlns:cx3="http://schemas.microsoft.com/office/drawing/2016/5/9/chartex" xmlns:cx4="http://schemas.microsoft.com/office/drawing/2016/5/10/chartex" xmlns:cx5="http://schemas.microsoft.com/office/drawing/2016/5/11/chartex" xmlns:cx6="http://schemas.microsoft.com/office/drawing/2016/5/12/chartex" xmlns:cx7="http://schemas.microsoft.com/office/drawing/2016/5/13/chartex" xmlns:cx8="http://schemas.microsoft.com/office/drawing/2016/5/14/chartex" xmlns:mc="http://schemas.openxmlformats.org/markup-compatibility/2006" xmlns:aink="http://schemas.microsoft.com/office/drawing/2016/ink" xmlns:am3d="http://schemas.microsoft.com/office/drawing/2017/model3d" xmlns:o="urn:schemas-microsoft-com:office:office" xmlns:r="http://schemas.openxmlformats.org/officeDocument/2006/relationships" xmlns:m="http://schemas.openxmlformats.org/officeDocument/2006/math" xmlns:v="urn:schemas-microsoft-com:vml" xmlns:wp14="http://schemas.microsoft.com/office/word/2010/wordprocessingDrawing" xmlns:wp="http://schemas.openxmlformats.org/drawingml/2006/wordprocessingDrawing" xmlns:w10="urn:schemas-microsoft-com:office:word" xmlns:w="http://schemas.openxmlformats.org/wordprocessingml/2006/main" xmlns:w14="http://schemas.microsoft.com/office/word/2010/wordml" xmlns:w15="http://schemas.microsoft.com/office/word/2012/wordml" xmlns:w16cex="http://schemas.microsoft.com/office/word/2018/wordml/cex" xmlns:w16cid="http://schemas.microsoft.com/office/word/2016/wordml/cid" xmlns:w16="http://schemas.microsoft.com/office/word/2018/wordml" xmlns:w16sdtdh="http://schemas.microsoft.com/office/word/2020/wordml/sdtdatahash" xmlns:w16se="http://schemas.microsoft.com/office/word/2015/wordml/symex" xmlns:wpg="http://schemas.microsoft.com/office/word/2010/wordprocessingGroup" xmlns:wpi="http://schemas.microsoft.com/office/word/2010/wordprocessingInk" xmlns:wne="http://schemas.microsoft.com/office/word/2006/wordml" xmlns:wps="http://schemas.microsoft.com/office/word/2010/wordprocessingShape" mc:Ignorable="w14 w15 w16se w16cid w16 w16cex w16sdtdh wp14">
+<w:footnotes xmlns:wpc="http://schemas.microsoft.com/office/word/2010/wordprocessingCanvas" xmlns:cx="http://schemas.microsoft.com/office/drawing/2014/chartex" xmlns:cx1="http://schemas.microsoft.com/office/drawing/2015/9/8/chartex" xmlns:cx2="http://schemas.microsoft.com/office/drawing/2015/10/21/chartex" xmlns:cx3="http://schemas.microsoft.com/office/drawing/2016/5/9/chartex" xmlns:cx4="http://schemas.microsoft.com/office/drawing/2016/5/10/chartex" xmlns:cx5="http://schemas.microsoft.com/office/drawing/2016/5/11/chartex" xmlns:cx6="http://schemas.microsoft.com/office/drawing/2016/5/12/chartex" xmlns:cx7="http://schemas.microsoft.com/office/drawing/2016/5/13/chartex" xmlns:cx8="http://schemas.microsoft.com/office/drawing/2016/5/14/chartex" xmlns:mc="http://schemas.openxmlformats.org/markup-compatibility/2006" xmlns:aink="http://schemas.microsoft.com/office/drawing/2016/ink" xmlns:am3d="http://schemas.microsoft.com/office/drawing/2017/model3d" xmlns:o="urn:schemas-microsoft-com:office:office" xmlns:oel="http://schemas.microsoft.com/office/2019/extlst" xmlns:r="http://schemas.openxmlformats.org/officeDocument/2006/relationships" xmlns:m="http://schemas.openxmlformats.org/officeDocument/2006/math" xmlns:v="urn:schemas-microsoft-com:vml" xmlns:wp14="http://schemas.microsoft.com/office/word/2010/wordprocessingDrawing" xmlns:wp="http://schemas.openxmlformats.org/drawingml/2006/wordprocessingDrawing" xmlns:w10="urn:schemas-microsoft-com:office:word" xmlns:w="http://schemas.openxmlformats.org/wordprocessingml/2006/main" xmlns:w14="http://schemas.microsoft.com/office/word/2010/wordml" xmlns:w15="http://schemas.microsoft.com/office/word/2012/wordml" xmlns:w16cex="http://schemas.microsoft.com/office/word/2018/wordml/cex" xmlns:w16cid="http://schemas.microsoft.com/office/word/2016/wordml/cid" xmlns:w16="http://schemas.microsoft.com/office/word/2018/wordml" xmlns:w16du="http://schemas.microsoft.com/office/word/2023/wordml/word16du" xmlns:w16sdtdh="http://schemas.microsoft.com/office/word/2020/wordml/sdtdatahash" xmlns:w16sdtfl="http://schemas.microsoft.com/office/word/2024/wordml/sdtformatlock" xmlns:w16se="http://schemas.microsoft.com/office/word/2015/wordml/symex" xmlns:wpg="http://schemas.microsoft.com/office/word/2010/wordprocessingGroup" xmlns:wpi="http://schemas.microsoft.com/office/word/2010/wordprocessingInk" xmlns:wne="http://schemas.microsoft.com/office/word/2006/wordml" xmlns:wps="http://schemas.microsoft.com/office/word/2010/wordprocessingShape" mc:Ignorable="w14 w15 w16se w16cid w16 w16cex w16sdtdh w16sdtfl w16du wp14">
   <w:footnote w:type="separator" w:id="-1">
     <w:p>
       <w:pPr>
@@ -16452,7 +16454,7 @@
 </file>
 
 <file path=word/numbering.xml><?xml version="1.0" encoding="utf-8"?>
-<w:numbering xmlns:wpc="http://schemas.microsoft.com/office/word/2010/wordprocessingCanvas" xmlns:cx="http://schemas.microsoft.com/office/drawing/2014/chartex" xmlns:cx1="http://schemas.microsoft.com/office/drawing/2015/9/8/chartex" xmlns:cx2="http://schemas.microsoft.com/office/drawing/2015/10/21/chartex" xmlns:cx3="http://schemas.microsoft.com/office/drawing/2016/5/9/chartex" xmlns:cx4="http://schemas.microsoft.com/office/drawing/2016/5/10/chartex" xmlns:cx5="http://schemas.microsoft.com/office/drawing/2016/5/11/chartex" xmlns:cx6="http://schemas.microsoft.com/office/drawing/2016/5/12/chartex" xmlns:cx7="http://schemas.microsoft.com/office/drawing/2016/5/13/chartex" xmlns:cx8="http://schemas.microsoft.com/office/drawing/2016/5/14/chartex" xmlns:mc="http://schemas.openxmlformats.org/markup-compatibility/2006" xmlns:aink="http://schemas.microsoft.com/office/drawing/2016/ink" xmlns:am3d="http://schemas.microsoft.com/office/drawing/2017/model3d" xmlns:o="urn:schemas-microsoft-com:office:office" xmlns:r="http://schemas.openxmlformats.org/officeDocument/2006/relationships" xmlns:m="http://schemas.openxmlformats.org/officeDocument/2006/math" xmlns:v="urn:schemas-microsoft-com:vml" xmlns:wp14="http://schemas.microsoft.com/office/word/2010/wordprocessingDrawing" xmlns:wp="http://schemas.openxmlformats.org/drawingml/2006/wordprocessingDrawing" xmlns:w10="urn:schemas-microsoft-com:office:word" xmlns:w="http://schemas.openxmlformats.org/wordprocessingml/2006/main" xmlns:w14="http://schemas.microsoft.com/office/word/2010/wordml" xmlns:w15="http://schemas.microsoft.com/office/word/2012/wordml" xmlns:w16cex="http://schemas.microsoft.com/office/word/2018/wordml/cex" xmlns:w16cid="http://schemas.microsoft.com/office/word/2016/wordml/cid" xmlns:w16="http://schemas.microsoft.com/office/word/2018/wordml" xmlns:w16sdtdh="http://schemas.microsoft.com/office/word/2020/wordml/sdtdatahash" xmlns:w16se="http://schemas.microsoft.com/office/word/2015/wordml/symex" xmlns:wpg="http://schemas.microsoft.com/office/word/2010/wordprocessingGroup" xmlns:wpi="http://schemas.microsoft.com/office/word/2010/wordprocessingInk" xmlns:wne="http://schemas.microsoft.com/office/word/2006/wordml" xmlns:wps="http://schemas.microsoft.com/office/word/2010/wordprocessingShape" mc:Ignorable="w14 w15 w16se w16cid w16 w16cex w16sdtdh wp14">
+<w:numbering xmlns:wpc="http://schemas.microsoft.com/office/word/2010/wordprocessingCanvas" xmlns:cx="http://schemas.microsoft.com/office/drawing/2014/chartex" xmlns:cx1="http://schemas.microsoft.com/office/drawing/2015/9/8/chartex" xmlns:cx2="http://schemas.microsoft.com/office/drawing/2015/10/21/chartex" xmlns:cx3="http://schemas.microsoft.com/office/drawing/2016/5/9/chartex" xmlns:cx4="http://schemas.microsoft.com/office/drawing/2016/5/10/chartex" xmlns:cx5="http://schemas.microsoft.com/office/drawing/2016/5/11/chartex" xmlns:cx6="http://schemas.microsoft.com/office/drawing/2016/5/12/chartex" xmlns:cx7="http://schemas.microsoft.com/office/drawing/2016/5/13/chartex" xmlns:cx8="http://schemas.microsoft.com/office/drawing/2016/5/14/chartex" xmlns:mc="http://schemas.openxmlformats.org/markup-compatibility/2006" xmlns:aink="http://schemas.microsoft.com/office/drawing/2016/ink" xmlns:am3d="http://schemas.microsoft.com/office/drawing/2017/model3d" xmlns:o="urn:schemas-microsoft-com:office:office" xmlns:oel="http://schemas.microsoft.com/office/2019/extlst" xmlns:r="http://schemas.openxmlformats.org/officeDocument/2006/relationships" xmlns:m="http://schemas.openxmlformats.org/officeDocument/2006/math" xmlns:v="urn:schemas-microsoft-com:vml" xmlns:wp14="http://schemas.microsoft.com/office/word/2010/wordprocessingDrawing" xmlns:wp="http://schemas.openxmlformats.org/drawingml/2006/wordprocessingDrawing" xmlns:w10="urn:schemas-microsoft-com:office:word" xmlns:w="http://schemas.openxmlformats.org/wordprocessingml/2006/main" xmlns:w14="http://schemas.microsoft.com/office/word/2010/wordml" xmlns:w15="http://schemas.microsoft.com/office/word/2012/wordml" xmlns:w16cex="http://schemas.microsoft.com/office/word/2018/wordml/cex" xmlns:w16cid="http://schemas.microsoft.com/office/word/2016/wordml/cid" xmlns:w16="http://schemas.microsoft.com/office/word/2018/wordml" xmlns:w16du="http://schemas.microsoft.com/office/word/2023/wordml/word16du" xmlns:w16sdtdh="http://schemas.microsoft.com/office/word/2020/wordml/sdtdatahash" xmlns:w16sdtfl="http://schemas.microsoft.com/office/word/2024/wordml/sdtformatlock" xmlns:w16se="http://schemas.microsoft.com/office/word/2015/wordml/symex" xmlns:wpg="http://schemas.microsoft.com/office/word/2010/wordprocessingGroup" xmlns:wpi="http://schemas.microsoft.com/office/word/2010/wordprocessingInk" xmlns:wne="http://schemas.microsoft.com/office/word/2006/wordml" xmlns:wps="http://schemas.microsoft.com/office/word/2010/wordprocessingShape" mc:Ignorable="w14 w15 w16se w16cid w16 w16cex w16sdtdh w16sdtfl w16du wp14">
   <w:abstractNum w:abstractNumId="0" w15:restartNumberingAfterBreak="0">
     <w:nsid w:val="19934815"/>
     <w:multiLevelType w:val="hybridMultilevel"/>
@@ -16679,17 +16681,17 @@
       </w:rPr>
     </w:lvl>
   </w:abstractNum>
-  <w:num w:numId="1">
+  <w:num w:numId="1" w16cid:durableId="1362170191">
     <w:abstractNumId w:val="0"/>
   </w:num>
-  <w:num w:numId="2">
+  <w:num w:numId="2" w16cid:durableId="1134131868">
     <w:abstractNumId w:val="1"/>
   </w:num>
 </w:numbering>
 </file>
 
 <file path=word/styles.xml><?xml version="1.0" encoding="utf-8"?>
-<w:styles xmlns:mc="http://schemas.openxmlformats.org/markup-compatibility/2006" xmlns:r="http://schemas.openxmlformats.org/officeDocument/2006/relationships" xmlns:w="http://schemas.openxmlformats.org/wordprocessingml/2006/main" xmlns:w14="http://schemas.microsoft.com/office/word/2010/wordml" xmlns:w15="http://schemas.microsoft.com/office/word/2012/wordml" xmlns:w16cex="http://schemas.microsoft.com/office/word/2018/wordml/cex" xmlns:w16cid="http://schemas.microsoft.com/office/word/2016/wordml/cid" xmlns:w16="http://schemas.microsoft.com/office/word/2018/wordml" xmlns:w16sdtdh="http://schemas.microsoft.com/office/word/2020/wordml/sdtdatahash" xmlns:w16se="http://schemas.microsoft.com/office/word/2015/wordml/symex" mc:Ignorable="w14 w15 w16se w16cid w16 w16cex w16sdtdh">
+<w:styles xmlns:mc="http://schemas.openxmlformats.org/markup-compatibility/2006" xmlns:r="http://schemas.openxmlformats.org/officeDocument/2006/relationships" xmlns:w="http://schemas.openxmlformats.org/wordprocessingml/2006/main" xmlns:w14="http://schemas.microsoft.com/office/word/2010/wordml" xmlns:w15="http://schemas.microsoft.com/office/word/2012/wordml" xmlns:w16cex="http://schemas.microsoft.com/office/word/2018/wordml/cex" xmlns:w16cid="http://schemas.microsoft.com/office/word/2016/wordml/cid" xmlns:w16="http://schemas.microsoft.com/office/word/2018/wordml" xmlns:w16du="http://schemas.microsoft.com/office/word/2023/wordml/word16du" xmlns:w16sdtdh="http://schemas.microsoft.com/office/word/2020/wordml/sdtdatahash" xmlns:w16sdtfl="http://schemas.microsoft.com/office/word/2024/wordml/sdtformatlock" xmlns:w16se="http://schemas.microsoft.com/office/word/2015/wordml/symex" mc:Ignorable="w14 w15 w16se w16cid w16 w16cex w16sdtdh w16sdtfl w16du">
   <w:docDefaults>
     <w:rPrDefault>
       <w:rPr>
